--- a/MASTER_PROJECT_SUMMARY.docx
+++ b/MASTER_PROJECT_SUMMARY.docx
@@ -50,7 +50,7 @@
       </w:r>
       <w:r>
         <w:br/>
-        <w:t>Generated: 2026-01-16 16:25</w:t>
+        <w:t>Generated: 2026-01-16 22:19</w:t>
         <w:br/>
       </w:r>
     </w:p>
@@ -465,7 +465,7 @@
           </w:tcPr>
           <w:p>
             <w:r>
-              <w:t>8,957 natural + 609 FDA compounds</w:t>
+              <w:t>7,414 natural + 2,152 FDA compounds</w:t>
             </w:r>
           </w:p>
         </w:tc>
@@ -985,7 +985,7 @@
           </w:tcPr>
           <w:p>
             <w:r>
-              <w:t>100 complex windows (60 Feb + 40 Buf)</w:t>
+              <w:t>80 complex windows (40 Feb + 40 Buf)</w:t>
             </w:r>
           </w:p>
         </w:tc>
@@ -2220,6 +2220,28 @@
           </w:tcPr>
           <w:p>
             <w:r>
+              <w:t>Library breakdown</w:t>
+            </w:r>
+          </w:p>
+        </w:tc>
+        <w:tc>
+          <w:tcPr>
+            <w:tcW w:type="dxa" w:w="4320"/>
+          </w:tcPr>
+          <w:p>
+            <w:r>
+              <w:t>7,414 natural products + 2,152 FDA drugs</w:t>
+            </w:r>
+          </w:p>
+        </w:tc>
+      </w:tr>
+      <w:tr>
+        <w:tc>
+          <w:tcPr>
+            <w:tcW w:type="dxa" w:w="4320"/>
+          </w:tcPr>
+          <w:p>
+            <w:r>
               <w:t>ML Model AUC-ROC</w:t>
             </w:r>
           </w:p>
@@ -2318,7 +2340,7 @@
           </w:tcPr>
           <w:p>
             <w:r>
-              <w:t>60 complex (30 WT + 30 MUT) + 20 solvent</w:t>
+              <w:t>40 complex (20 WT + 20 MUT) + 20 solvent = 60</w:t>
             </w:r>
           </w:p>
         </w:tc>
@@ -2340,7 +2362,7 @@
           </w:tcPr>
           <w:p>
             <w:r>
-              <w:t>40 complex (20 WT + 20 MUT) + 20 solvent</w:t>
+              <w:t>40 complex (20 WT + 20 MUT) + 20 solvent = 60</w:t>
             </w:r>
           </w:p>
         </w:tc>
@@ -2384,7 +2406,7 @@
           </w:tcPr>
           <w:p>
             <w:r>
-              <w:t>140 (100 complex + 40 solvent)</w:t>
+              <w:t>120 (80 complex + 40 solvent)</w:t>
             </w:r>
           </w:p>
         </w:tc>

--- a/MASTER_PROJECT_SUMMARY.docx
+++ b/MASTER_PROJECT_SUMMARY.docx
@@ -50,7 +50,7 @@
       </w:r>
       <w:r>
         <w:br/>
-        <w:t>Generated: 2026-01-16 22:19</w:t>
+        <w:t>Generated: 2026-01-16 23:06</w:t>
         <w:br/>
       </w:r>
     </w:p>
@@ -631,7 +631,7 @@
           </w:tcPr>
           <w:p>
             <w:r>
-              <w:t>12 final candidates</w:t>
+              <w:t>8 Tier-1 candidates</w:t>
             </w:r>
           </w:p>
         </w:tc>
@@ -2448,7 +2448,7 @@
         <w:br/>
       </w:r>
       <w:r>
-        <w:t>- Target: NOD2 LRR domain (AlphaFold, validated at 0.64 A RMSD)</w:t>
+        <w:t>- Target: NOD2 LRR domain (AlphaFold-predicted structure, UniProt Q9HC29)</w:t>
         <w:br/>
       </w:r>
     </w:p>

--- a/MASTER_PROJECT_SUMMARY.docx
+++ b/MASTER_PROJECT_SUMMARY.docx
@@ -50,7 +50,7 @@
       </w:r>
       <w:r>
         <w:br/>
-        <w:t>Generated: 2026-01-16 23:06</w:t>
+        <w:t>Generated: 2026-01-17 11:44</w:t>
         <w:br/>
       </w:r>
     </w:p>
@@ -108,6 +108,10 @@
         <w:t>10. Future Directions</w:t>
         <w:br/>
       </w:r>
+      <w:r>
+        <w:t>11. Limitations</w:t>
+        <w:br/>
+      </w:r>
     </w:p>
     <w:p>
       <w:r>
@@ -162,7 +166,7 @@
         <w:br/>
       </w:r>
       <w:r>
-        <w:t>- Built NOD2-Scout ML model (AUC-ROC = 0.90)</w:t>
+        <w:t>- Built NOD2-Scout ML model (AUC-ROC = 0.85-0.93, 5-fold CV with scaffold split)</w:t>
         <w:br/>
       </w:r>
       <w:r>
@@ -569,7 +573,7 @@
           </w:tcPr>
           <w:p>
             <w:r>
-              <w:t>Random Forest ranking model</w:t>
+              <w:t>XGBoost ranking model</w:t>
             </w:r>
           </w:p>
         </w:tc>
@@ -579,7 +583,7 @@
           </w:tcPr>
           <w:p>
             <w:r>
-              <w:t>0.90 AUC-ROC</w:t>
+              <w:t>0.85-0.93 AUC-ROC (5-fold CV)</w:t>
             </w:r>
           </w:p>
         </w:tc>
@@ -1507,16 +1511,44 @@
         <w:rPr>
           <w:b/>
         </w:rPr>
-        <w:t>- Bufadienolide shows mutation-resistant binding in silico</w:t>
+        <w:t>- Bufadienolide shows mutation-resistant TREND in silico</w:t>
         <w:br/>
       </w:r>
       <w:r>
-        <w:t>- Febuxostat binding reduced ~50-fold in R702W (may reduce efficacy, requires experimental validation)</w:t>
+        <w:t>- Febuxostat binding reduced ~50-fold in R702W (statistically significant: 8 sigma)</w:t>
         <w:br/>
       </w:r>
       <w:r>
         <w:t>- Bufadienolides are known NF-kB inhibitors - NOD2 signals through NF-kB</w:t>
         <w:br/>
+      </w:r>
+    </w:p>
+    <w:p>
+      <w:pPr>
+        <w:pStyle w:val="Heading2"/>
+      </w:pPr>
+      <w:r>
+        <w:t>Statistical Note on Bufadienolide</w:t>
+      </w:r>
+    </w:p>
+    <w:p>
+      <w:r>
+        <w:rPr>
+          <w:b/>
+        </w:rPr>
+        <w:t xml:space="preserve">IMPORTANT: </w:t>
+      </w:r>
+      <w:r>
+        <w:t xml:space="preserve">Bufadienolide ddG = -0.44 +/- 0.37 kcal/mol. </w:t>
+      </w:r>
+      <w:r>
+        <w:t xml:space="preserve">The 95% confidence interval [-1.16, +0.28] includes zero, </w:t>
+      </w:r>
+      <w:r>
+        <w:t xml:space="preserve">meaning the mutation-resistance claim does NOT reach statistical significance. </w:t>
+      </w:r>
+      <w:r>
+        <w:t>The trend suggests mutation-resistance, but experimental validation is required to confirm.</w:t>
       </w:r>
     </w:p>
     <w:p>
@@ -2252,7 +2284,7 @@
           </w:tcPr>
           <w:p>
             <w:r>
-              <w:t>0.90</w:t>
+              <w:t>0.85-0.93 (5-fold CV)</w:t>
             </w:r>
           </w:p>
         </w:tc>
@@ -2462,7 +2494,7 @@
     </w:p>
     <w:p>
       <w:r>
-        <w:t>- Algorithm: Random Forest Classifier</w:t>
+        <w:t>- Algorithm: XGBoost Classifier</w:t>
         <w:br/>
       </w:r>
       <w:r>
@@ -2683,6 +2715,117 @@
       <w:r>
         <w:t xml:space="preserve"> - Febuxostat could enter clinical trials immediately (FDA-approved)</w:t>
         <w:br/>
+      </w:r>
+    </w:p>
+    <w:p>
+      <w:r>
+        <w:br w:type="page"/>
+      </w:r>
+    </w:p>
+    <w:p>
+      <w:pPr>
+        <w:pStyle w:val="Heading1"/>
+      </w:pPr>
+      <w:r>
+        <w:t>11. Limitations</w:t>
+      </w:r>
+    </w:p>
+    <w:p>
+      <w:pPr>
+        <w:pStyle w:val="Heading2"/>
+      </w:pPr>
+      <w:r>
+        <w:t>11.1 FEP Convergence</w:t>
+      </w:r>
+    </w:p>
+    <w:p>
+      <w:r>
+        <w:t xml:space="preserve">The MBAR analysis reported weight normalization warnings, indicating the free energy </w:t>
+      </w:r>
+      <w:r>
+        <w:t xml:space="preserve">calculations did not fully converge. Some lambda windows showed poor overlap (&lt;0.30). </w:t>
+      </w:r>
+      <w:r>
+        <w:t>While relative rankings may be valid, absolute binding affinities should be interpreted cautiously.</w:t>
+      </w:r>
+    </w:p>
+    <w:p>
+      <w:pPr>
+        <w:pStyle w:val="Heading2"/>
+      </w:pPr>
+      <w:r>
+        <w:t>11.2 No Experimental Validation</w:t>
+      </w:r>
+    </w:p>
+    <w:p>
+      <w:r>
+        <w:rPr>
+          <w:b/>
+        </w:rPr>
+        <w:t xml:space="preserve">All results are purely computational. </w:t>
+      </w:r>
+      <w:r>
+        <w:t xml:space="preserve">No ITC, SPR, or biochemical assays were performed. Predicted binding affinities, </w:t>
+      </w:r>
+      <w:r>
+        <w:t>especially the extremely tight Kd (~5 pM) for Bufadienolide, require experimental confirmation.</w:t>
+      </w:r>
+    </w:p>
+    <w:p>
+      <w:pPr>
+        <w:pStyle w:val="Heading2"/>
+      </w:pPr>
+      <w:r>
+        <w:t>11.3 Pseudo-Label ML Training</w:t>
+      </w:r>
+    </w:p>
+    <w:p>
+      <w:r>
+        <w:t xml:space="preserve">NOD2-Scout was trained on pseudo-labels derived from docking scores, not experimental binding data. </w:t>
+      </w:r>
+      <w:r>
+        <w:t xml:space="preserve">The model essentially learns to replicate docking score rankings, not independent biological activity. </w:t>
+      </w:r>
+      <w:r>
+        <w:t>This limits the ML model's predictive power for truly novel compounds.</w:t>
+      </w:r>
+    </w:p>
+    <w:p>
+      <w:pPr>
+        <w:pStyle w:val="Heading2"/>
+      </w:pPr>
+      <w:r>
+        <w:t>11.4 Missing Controls</w:t>
+      </w:r>
+    </w:p>
+    <w:p>
+      <w:r>
+        <w:t xml:space="preserve">No positive control compound (with known binding affinity) was included to validate FEP accuracy. </w:t>
+      </w:r>
+      <w:r>
+        <w:t>No negative control compound was tested to verify binding site specificity.</w:t>
+      </w:r>
+    </w:p>
+    <w:p>
+      <w:pPr>
+        <w:pStyle w:val="Heading2"/>
+      </w:pPr>
+      <w:r>
+        <w:t>11.5 Statistical Significance</w:t>
+      </w:r>
+    </w:p>
+    <w:p>
+      <w:r>
+        <w:rPr>
+          <w:b/>
+        </w:rPr>
+        <w:t xml:space="preserve">Bufadienolide ddG 95% CI includes zero: </w:t>
+      </w:r>
+      <w:r>
+        <w:t xml:space="preserve">The mutation-resistance claim does not reach statistical significance (p &gt; 0.05). </w:t>
+      </w:r>
+      <w:r>
+        <w:t>Febuxostat ddG is highly significant (8 sigma, p &lt; 0.001).</w:t>
       </w:r>
     </w:p>
     <w:sectPr>

--- a/MASTER_PROJECT_SUMMARY.docx
+++ b/MASTER_PROJECT_SUMMARY.docx
@@ -50,7 +50,7 @@
       </w:r>
       <w:r>
         <w:br/>
-        <w:t>Generated: 2026-01-17 11:44</w:t>
+        <w:t>Generated: 2026-01-17 11:55</w:t>
         <w:br/>
       </w:r>
     </w:p>
@@ -202,7 +202,7 @@
         <w:t>CID_10120 Bufadienolide</w:t>
       </w:r>
       <w:r>
-        <w:t xml:space="preserve"> (natural product): Binds orders of magnitude stronger than febuxostat (predicted) AND mutation-resistant in silico</w:t>
+        <w:t xml:space="preserve"> (natural product): Binds stronger than febuxostat (predicted) AND shows mutation-resistant TREND (requires experimental validation)</w:t>
         <w:br/>
       </w:r>
     </w:p>
@@ -1452,7 +1452,7 @@
           </w:tcPr>
           <w:p>
             <w:r>
-              <w:t>NO EFFECT (mutation-resistant)</w:t>
+              <w:t>PREDICTED mutation-resistant (requires validation)</w:t>
             </w:r>
           </w:p>
         </w:tc>
@@ -1511,7 +1511,7 @@
         <w:rPr>
           <w:b/>
         </w:rPr>
-        <w:t>- Bufadienolide shows mutation-resistant TREND in silico</w:t>
+        <w:t>- Bufadienolide shows mutation-resistant TREND (not statistically significant)</w:t>
         <w:br/>
       </w:r>
       <w:r>
